--- a/Docs/PA1 Part2/Requirements Document.docx
+++ b/Docs/PA1 Part2/Requirements Document.docx
@@ -1,6 +1,6 @@
 
 <file path=word/document.xml><?xml version="1.0" encoding="utf-8"?>
-<w:document xmlns:wpc="http://schemas.microsoft.com/office/word/2010/wordprocessingCanvas" xmlns:cx="http://schemas.microsoft.com/office/drawing/2014/chartex" xmlns:cx1="http://schemas.microsoft.com/office/drawing/2015/9/8/chartex" xmlns:cx2="http://schemas.microsoft.com/office/drawing/2015/10/21/chartex" xmlns:cx3="http://schemas.microsoft.com/office/drawing/2016/5/9/chartex" xmlns:cx4="http://schemas.microsoft.com/office/drawing/2016/5/10/chartex" xmlns:cx5="http://schemas.microsoft.com/office/drawing/2016/5/11/chartex" xmlns:cx6="http://schemas.microsoft.com/office/drawing/2016/5/12/chartex" xmlns:cx7="http://schemas.microsoft.com/office/drawing/2016/5/13/chartex" xmlns:cx8="http://schemas.microsoft.com/office/drawing/2016/5/14/chartex" xmlns:mc="http://schemas.openxmlformats.org/markup-compatibility/2006" xmlns:aink="http://schemas.microsoft.com/office/drawing/2016/ink" xmlns:am3d="http://schemas.microsoft.com/office/drawing/2017/model3d" xmlns:o="urn:schemas-microsoft-com:office:office" xmlns:oel="http://schemas.microsoft.com/office/2019/extlst" xmlns:r="http://schemas.openxmlformats.org/officeDocument/2006/relationships" xmlns:m="http://schemas.openxmlformats.org/officeDocument/2006/math" xmlns:v="urn:schemas-microsoft-com:vml" xmlns:wp14="http://schemas.microsoft.com/office/word/2010/wordprocessingDrawing" xmlns:wp="http://schemas.openxmlformats.org/drawingml/2006/wordprocessingDrawing" xmlns:w10="urn:schemas-microsoft-com:office:word" xmlns:w="http://schemas.openxmlformats.org/wordprocessingml/2006/main" xmlns:w14="http://schemas.microsoft.com/office/word/2010/wordml" xmlns:w15="http://schemas.microsoft.com/office/word/2012/wordml" xmlns:w16cex="http://schemas.microsoft.com/office/word/2018/wordml/cex" xmlns:w16cid="http://schemas.microsoft.com/office/word/2016/wordml/cid" xmlns:w16="http://schemas.microsoft.com/office/word/2018/wordml" xmlns:w16du="http://schemas.microsoft.com/office/word/2023/wordml/word16du" xmlns:w16sdtdh="http://schemas.microsoft.com/office/word/2020/wordml/sdtdatahash" xmlns:w16sdtfl="http://schemas.microsoft.com/office/word/2024/wordml/sdtformatlock" xmlns:w16se="http://schemas.microsoft.com/office/word/2015/wordml/symex" xmlns:wpg="http://schemas.microsoft.com/office/word/2010/wordprocessingGroup" xmlns:wpi="http://schemas.microsoft.com/office/word/2010/wordprocessingInk" xmlns:wne="http://schemas.microsoft.com/office/word/2006/wordml" xmlns:wps="http://schemas.microsoft.com/office/word/2010/wordprocessingShape" mc:Ignorable="w14 w15 w16se w16cid w16 w16cex w16sdtdh w16sdtfl w16du wp14">
+<w:document xmlns:wpc="http://schemas.microsoft.com/office/word/2010/wordprocessingCanvas" xmlns:cx="http://schemas.microsoft.com/office/drawing/2014/chartex" xmlns:cx1="http://schemas.microsoft.com/office/drawing/2015/9/8/chartex" xmlns:mc="http://schemas.openxmlformats.org/markup-compatibility/2006" xmlns:o="urn:schemas-microsoft-com:office:office" xmlns:r="http://schemas.openxmlformats.org/officeDocument/2006/relationships" xmlns:m="http://schemas.openxmlformats.org/officeDocument/2006/math" xmlns:v="urn:schemas-microsoft-com:vml" xmlns:wp14="http://schemas.microsoft.com/office/word/2010/wordprocessingDrawing" xmlns:wp="http://schemas.openxmlformats.org/drawingml/2006/wordprocessingDrawing" xmlns:w10="urn:schemas-microsoft-com:office:word" xmlns:w="http://schemas.openxmlformats.org/wordprocessingml/2006/main" xmlns:w14="http://schemas.microsoft.com/office/word/2010/wordml" xmlns:w15="http://schemas.microsoft.com/office/word/2012/wordml" xmlns:w16se="http://schemas.microsoft.com/office/word/2015/wordml/symex" xmlns:wpg="http://schemas.microsoft.com/office/word/2010/wordprocessingGroup" xmlns:wpi="http://schemas.microsoft.com/office/word/2010/wordprocessingInk" xmlns:wne="http://schemas.microsoft.com/office/word/2006/wordml" xmlns:wps="http://schemas.microsoft.com/office/word/2010/wordprocessingShape" mc:Ignorable="w14 w15 w16se wp14">
   <w:body>
     <w:p>
       <w:pPr>
@@ -330,7 +330,7 @@
     </w:p>
     <w:p>
       <w:pPr>
-        <w:pStyle w:val="ListParagraph"/>
+        <w:pStyle w:val="ListeParagraf"/>
         <w:numPr>
           <w:ilvl w:val="0"/>
           <w:numId w:val="1"/>
@@ -348,7 +348,7 @@
     </w:p>
     <w:p>
       <w:pPr>
-        <w:pStyle w:val="ListParagraph"/>
+        <w:pStyle w:val="ListeParagraf"/>
         <w:numPr>
           <w:ilvl w:val="0"/>
           <w:numId w:val="1"/>
@@ -366,7 +366,7 @@
     </w:p>
     <w:p>
       <w:pPr>
-        <w:pStyle w:val="ListParagraph"/>
+        <w:pStyle w:val="ListeParagraf"/>
         <w:numPr>
           <w:ilvl w:val="0"/>
           <w:numId w:val="1"/>
@@ -384,7 +384,7 @@
     </w:p>
     <w:p>
       <w:pPr>
-        <w:pStyle w:val="ListParagraph"/>
+        <w:pStyle w:val="ListeParagraf"/>
         <w:numPr>
           <w:ilvl w:val="0"/>
           <w:numId w:val="1"/>
@@ -402,7 +402,7 @@
     </w:p>
     <w:p>
       <w:pPr>
-        <w:pStyle w:val="ListParagraph"/>
+        <w:pStyle w:val="ListeParagraf"/>
         <w:numPr>
           <w:ilvl w:val="0"/>
           <w:numId w:val="1"/>
@@ -415,12 +415,24 @@
         <w:rPr>
           <w:rFonts w:ascii="Arial" w:hAnsi="Arial" w:cs="Arial"/>
         </w:rPr>
-        <w:t>Pomodoro Sayacı: Kullanıcı, 25 dakikalık çalışma ve 5 dakikalık mola periyotlarından oluşan bir Pomodoro sayacı başlatabilmelidir.</w:t>
-      </w:r>
-    </w:p>
-    <w:p>
-      <w:pPr>
-        <w:pStyle w:val="ListParagraph"/>
+        <w:t xml:space="preserve">Pomodoro Sayacı: Kullanıcı, </w:t>
+      </w:r>
+      <w:r>
+        <w:rPr>
+          <w:rFonts w:ascii="Arial" w:hAnsi="Arial" w:cs="Arial"/>
+        </w:rPr>
+        <w:t xml:space="preserve">ayarlanabilen süreli çalışma ve </w:t>
+      </w:r>
+      <w:r>
+        <w:rPr>
+          <w:rFonts w:ascii="Arial" w:hAnsi="Arial" w:cs="Arial"/>
+        </w:rPr>
+        <w:t>mola periyotlarından oluşan bir Pomodoro sayacı başlatabilmelidir.</w:t>
+      </w:r>
+    </w:p>
+    <w:p>
+      <w:pPr>
+        <w:pStyle w:val="ListeParagraf"/>
         <w:numPr>
           <w:ilvl w:val="0"/>
           <w:numId w:val="1"/>
@@ -433,12 +445,20 @@
         <w:rPr>
           <w:rFonts w:ascii="Arial" w:hAnsi="Arial" w:cs="Arial"/>
         </w:rPr>
-        <w:t>Manuel Süre Tutma: Kullanıcı, kronometre özelliği ile belirli bir ders üzerinde ne kadar çalıştığını saniye hassasiyetinde kaydedebilmelidir.</w:t>
-      </w:r>
-    </w:p>
-    <w:p>
-      <w:pPr>
-        <w:pStyle w:val="ListParagraph"/>
+        <w:t>Manuel Süre Tutma: Kullanıcı, kronometre özelliği ile belirli bir ders üzerinde ne kadar çalıştığını</w:t>
+      </w:r>
+      <w:bookmarkStart w:id="0" w:name="_GoBack"/>
+      <w:bookmarkEnd w:id="0"/>
+      <w:r>
+        <w:rPr>
+          <w:rFonts w:ascii="Arial" w:hAnsi="Arial" w:cs="Arial"/>
+        </w:rPr>
+        <w:t xml:space="preserve"> kaydedebilmelidir.</w:t>
+      </w:r>
+    </w:p>
+    <w:p>
+      <w:pPr>
+        <w:pStyle w:val="ListeParagraf"/>
         <w:numPr>
           <w:ilvl w:val="0"/>
           <w:numId w:val="1"/>
@@ -456,7 +476,7 @@
     </w:p>
     <w:p>
       <w:pPr>
-        <w:pStyle w:val="ListParagraph"/>
+        <w:pStyle w:val="ListeParagraf"/>
         <w:numPr>
           <w:ilvl w:val="0"/>
           <w:numId w:val="1"/>
@@ -474,7 +494,7 @@
     </w:p>
     <w:p>
       <w:pPr>
-        <w:pStyle w:val="ListParagraph"/>
+        <w:pStyle w:val="ListeParagraf"/>
         <w:numPr>
           <w:ilvl w:val="0"/>
           <w:numId w:val="1"/>
@@ -492,7 +512,7 @@
     </w:p>
     <w:p>
       <w:pPr>
-        <w:pStyle w:val="ListParagraph"/>
+        <w:pStyle w:val="ListeParagraf"/>
         <w:numPr>
           <w:ilvl w:val="0"/>
           <w:numId w:val="1"/>
@@ -536,7 +556,7 @@
     </w:p>
     <w:p>
       <w:pPr>
-        <w:pStyle w:val="ListParagraph"/>
+        <w:pStyle w:val="ListeParagraf"/>
         <w:numPr>
           <w:ilvl w:val="0"/>
           <w:numId w:val="2"/>
@@ -554,7 +574,7 @@
     </w:p>
     <w:p>
       <w:pPr>
-        <w:pStyle w:val="ListParagraph"/>
+        <w:pStyle w:val="ListeParagraf"/>
         <w:numPr>
           <w:ilvl w:val="0"/>
           <w:numId w:val="2"/>
@@ -572,7 +592,7 @@
     </w:p>
     <w:p>
       <w:pPr>
-        <w:pStyle w:val="ListParagraph"/>
+        <w:pStyle w:val="ListeParagraf"/>
         <w:numPr>
           <w:ilvl w:val="0"/>
           <w:numId w:val="2"/>
@@ -590,7 +610,7 @@
     </w:p>
     <w:p>
       <w:pPr>
-        <w:pStyle w:val="ListParagraph"/>
+        <w:pStyle w:val="ListeParagraf"/>
         <w:numPr>
           <w:ilvl w:val="0"/>
           <w:numId w:val="2"/>
@@ -609,18 +629,18 @@
         <w:rPr>
           <w:rFonts w:ascii="Arial" w:hAnsi="Arial" w:cs="Arial"/>
         </w:rPr>
-        <w:t>m, hem masaüstü (Windows/Linux)</w:t>
-      </w:r>
-      <w:r>
-        <w:rPr>
-          <w:rFonts w:ascii="Arial" w:hAnsi="Arial" w:cs="Arial"/>
-        </w:rPr>
-        <w:t xml:space="preserve"> hem de Android tabanlı mobil cihazlarda çalışabilmelidir.</w:t>
-      </w:r>
-    </w:p>
-    <w:p>
-      <w:pPr>
-        <w:pStyle w:val="ListParagraph"/>
+        <w:t xml:space="preserve">m, </w:t>
+      </w:r>
+      <w:r>
+        <w:rPr>
+          <w:rFonts w:ascii="Arial" w:hAnsi="Arial" w:cs="Arial"/>
+        </w:rPr>
+        <w:t>herhangi bir Windows işletim sisteminde çalışabilir.</w:t>
+      </w:r>
+    </w:p>
+    <w:p>
+      <w:pPr>
+        <w:pStyle w:val="ListeParagraf"/>
         <w:numPr>
           <w:ilvl w:val="0"/>
           <w:numId w:val="2"/>
@@ -645,7 +665,7 @@
     </w:p>
     <w:p>
       <w:pPr>
-        <w:pStyle w:val="ListParagraph"/>
+        <w:pStyle w:val="ListeParagraf"/>
         <w:rPr>
           <w:rFonts w:ascii="Arial" w:hAnsi="Arial" w:cs="Arial"/>
           <w:b/>
@@ -657,7 +677,7 @@
     </w:p>
     <w:p>
       <w:pPr>
-        <w:pStyle w:val="ListParagraph"/>
+        <w:pStyle w:val="ListeParagraf"/>
         <w:rPr>
           <w:rFonts w:ascii="Arial" w:hAnsi="Arial" w:cs="Arial"/>
           <w:b/>
@@ -669,7 +689,7 @@
     </w:p>
     <w:p>
       <w:pPr>
-        <w:pStyle w:val="ListParagraph"/>
+        <w:pStyle w:val="ListeParagraf"/>
         <w:rPr>
           <w:rFonts w:ascii="Arial" w:hAnsi="Arial" w:cs="Arial"/>
           <w:b/>
@@ -681,7 +701,7 @@
     </w:p>
     <w:p>
       <w:pPr>
-        <w:pStyle w:val="ListParagraph"/>
+        <w:pStyle w:val="ListeParagraf"/>
         <w:rPr>
           <w:rFonts w:ascii="Arial" w:hAnsi="Arial" w:cs="Arial"/>
           <w:b/>
@@ -693,7 +713,7 @@
     </w:p>
     <w:p>
       <w:pPr>
-        <w:pStyle w:val="ListParagraph"/>
+        <w:pStyle w:val="ListeParagraf"/>
         <w:rPr>
           <w:rFonts w:ascii="Arial" w:hAnsi="Arial" w:cs="Arial"/>
           <w:b/>
@@ -739,7 +759,7 @@
     </w:p>
     <w:p>
       <w:pPr>
-        <w:pStyle w:val="ListParagraph"/>
+        <w:pStyle w:val="ListeParagraf"/>
         <w:numPr>
           <w:ilvl w:val="0"/>
           <w:numId w:val="3"/>
@@ -799,7 +819,7 @@
     </w:p>
     <w:tbl>
       <w:tblPr>
-        <w:tblStyle w:val="TableGrid"/>
+        <w:tblStyle w:val="TabloKlavuzu"/>
         <w:tblW w:w="9106" w:type="dxa"/>
         <w:tblLook w:val="04A0" w:firstRow="1" w:lastRow="0" w:firstColumn="1" w:lastColumn="0" w:noHBand="0" w:noVBand="1"/>
       </w:tblPr>
@@ -1131,7 +1151,7 @@
 </file>
 
 <file path=word/numbering.xml><?xml version="1.0" encoding="utf-8"?>
-<w:numbering xmlns:wpc="http://schemas.microsoft.com/office/word/2010/wordprocessingCanvas" xmlns:cx="http://schemas.microsoft.com/office/drawing/2014/chartex" xmlns:cx1="http://schemas.microsoft.com/office/drawing/2015/9/8/chartex" xmlns:cx2="http://schemas.microsoft.com/office/drawing/2015/10/21/chartex" xmlns:cx3="http://schemas.microsoft.com/office/drawing/2016/5/9/chartex" xmlns:cx4="http://schemas.microsoft.com/office/drawing/2016/5/10/chartex" xmlns:cx5="http://schemas.microsoft.com/office/drawing/2016/5/11/chartex" xmlns:cx6="http://schemas.microsoft.com/office/drawing/2016/5/12/chartex" xmlns:cx7="http://schemas.microsoft.com/office/drawing/2016/5/13/chartex" xmlns:cx8="http://schemas.microsoft.com/office/drawing/2016/5/14/chartex" xmlns:mc="http://schemas.openxmlformats.org/markup-compatibility/2006" xmlns:aink="http://schemas.microsoft.com/office/drawing/2016/ink" xmlns:am3d="http://schemas.microsoft.com/office/drawing/2017/model3d" xmlns:o="urn:schemas-microsoft-com:office:office" xmlns:oel="http://schemas.microsoft.com/office/2019/extlst" xmlns:r="http://schemas.openxmlformats.org/officeDocument/2006/relationships" xmlns:m="http://schemas.openxmlformats.org/officeDocument/2006/math" xmlns:v="urn:schemas-microsoft-com:vml" xmlns:wp14="http://schemas.microsoft.com/office/word/2010/wordprocessingDrawing" xmlns:wp="http://schemas.openxmlformats.org/drawingml/2006/wordprocessingDrawing" xmlns:w10="urn:schemas-microsoft-com:office:word" xmlns:w="http://schemas.openxmlformats.org/wordprocessingml/2006/main" xmlns:w14="http://schemas.microsoft.com/office/word/2010/wordml" xmlns:w15="http://schemas.microsoft.com/office/word/2012/wordml" xmlns:w16cex="http://schemas.microsoft.com/office/word/2018/wordml/cex" xmlns:w16cid="http://schemas.microsoft.com/office/word/2016/wordml/cid" xmlns:w16="http://schemas.microsoft.com/office/word/2018/wordml" xmlns:w16du="http://schemas.microsoft.com/office/word/2023/wordml/word16du" xmlns:w16sdtdh="http://schemas.microsoft.com/office/word/2020/wordml/sdtdatahash" xmlns:w16sdtfl="http://schemas.microsoft.com/office/word/2024/wordml/sdtformatlock" xmlns:w16se="http://schemas.microsoft.com/office/word/2015/wordml/symex" xmlns:wpg="http://schemas.microsoft.com/office/word/2010/wordprocessingGroup" xmlns:wpi="http://schemas.microsoft.com/office/word/2010/wordprocessingInk" xmlns:wne="http://schemas.microsoft.com/office/word/2006/wordml" xmlns:wps="http://schemas.microsoft.com/office/word/2010/wordprocessingShape" mc:Ignorable="w14 w15 w16se w16cid w16 w16cex w16sdtdh w16sdtfl w16du wp14">
+<w:numbering xmlns:wpc="http://schemas.microsoft.com/office/word/2010/wordprocessingCanvas" xmlns:cx="http://schemas.microsoft.com/office/drawing/2014/chartex" xmlns:cx1="http://schemas.microsoft.com/office/drawing/2015/9/8/chartex" xmlns:mc="http://schemas.openxmlformats.org/markup-compatibility/2006" xmlns:o="urn:schemas-microsoft-com:office:office" xmlns:r="http://schemas.openxmlformats.org/officeDocument/2006/relationships" xmlns:m="http://schemas.openxmlformats.org/officeDocument/2006/math" xmlns:v="urn:schemas-microsoft-com:vml" xmlns:wp14="http://schemas.microsoft.com/office/word/2010/wordprocessingDrawing" xmlns:wp="http://schemas.openxmlformats.org/drawingml/2006/wordprocessingDrawing" xmlns:w10="urn:schemas-microsoft-com:office:word" xmlns:w="http://schemas.openxmlformats.org/wordprocessingml/2006/main" xmlns:w14="http://schemas.microsoft.com/office/word/2010/wordml" xmlns:w15="http://schemas.microsoft.com/office/word/2012/wordml" xmlns:w16se="http://schemas.microsoft.com/office/word/2015/wordml/symex" xmlns:wpg="http://schemas.microsoft.com/office/word/2010/wordprocessingGroup" xmlns:wpi="http://schemas.microsoft.com/office/word/2010/wordprocessingInk" xmlns:wne="http://schemas.microsoft.com/office/word/2006/wordml" xmlns:wps="http://schemas.microsoft.com/office/word/2010/wordprocessingShape" mc:Ignorable="w14 w15 w16se wp14">
   <w:abstractNum w:abstractNumId="0" w15:restartNumberingAfterBreak="0">
     <w:nsid w:val="019E3888"/>
     <w:multiLevelType w:val="hybridMultilevel"/>
@@ -1472,20 +1492,20 @@
       </w:rPr>
     </w:lvl>
   </w:abstractNum>
-  <w:num w:numId="1" w16cid:durableId="304970573">
+  <w:num w:numId="1">
     <w:abstractNumId w:val="2"/>
   </w:num>
-  <w:num w:numId="2" w16cid:durableId="77022320">
+  <w:num w:numId="2">
     <w:abstractNumId w:val="1"/>
   </w:num>
-  <w:num w:numId="3" w16cid:durableId="2078092836">
+  <w:num w:numId="3">
     <w:abstractNumId w:val="0"/>
   </w:num>
 </w:numbering>
 </file>
 
 <file path=word/styles.xml><?xml version="1.0" encoding="utf-8"?>
-<w:styles xmlns:mc="http://schemas.openxmlformats.org/markup-compatibility/2006" xmlns:r="http://schemas.openxmlformats.org/officeDocument/2006/relationships" xmlns:w="http://schemas.openxmlformats.org/wordprocessingml/2006/main" xmlns:w14="http://schemas.microsoft.com/office/word/2010/wordml" xmlns:w15="http://schemas.microsoft.com/office/word/2012/wordml" xmlns:w16cex="http://schemas.microsoft.com/office/word/2018/wordml/cex" xmlns:w16cid="http://schemas.microsoft.com/office/word/2016/wordml/cid" xmlns:w16="http://schemas.microsoft.com/office/word/2018/wordml" xmlns:w16du="http://schemas.microsoft.com/office/word/2023/wordml/word16du" xmlns:w16sdtdh="http://schemas.microsoft.com/office/word/2020/wordml/sdtdatahash" xmlns:w16sdtfl="http://schemas.microsoft.com/office/word/2024/wordml/sdtformatlock" xmlns:w16se="http://schemas.microsoft.com/office/word/2015/wordml/symex" mc:Ignorable="w14 w15 w16se w16cid w16 w16cex w16sdtdh w16sdtfl w16du">
+<w:styles xmlns:mc="http://schemas.openxmlformats.org/markup-compatibility/2006" xmlns:r="http://schemas.openxmlformats.org/officeDocument/2006/relationships" xmlns:w="http://schemas.openxmlformats.org/wordprocessingml/2006/main" xmlns:w14="http://schemas.microsoft.com/office/word/2010/wordml" xmlns:w15="http://schemas.microsoft.com/office/word/2012/wordml" xmlns:w16se="http://schemas.microsoft.com/office/word/2015/wordml/symex" mc:Ignorable="w14 w15 w16se">
   <w:docDefaults>
     <w:rPrDefault>
       <w:rPr>
@@ -1501,7 +1521,7 @@
       </w:pPr>
     </w:pPrDefault>
   </w:docDefaults>
-  <w:latentStyles w:defLockedState="0" w:defUIPriority="99" w:defSemiHidden="0" w:defUnhideWhenUsed="0" w:defQFormat="0" w:count="376">
+  <w:latentStyles w:defLockedState="0" w:defUIPriority="99" w:defSemiHidden="0" w:defUnhideWhenUsed="0" w:defQFormat="0" w:count="371">
     <w:lsdException w:name="Normal" w:uiPriority="0" w:qFormat="1"/>
     <w:lsdException w:name="heading 1" w:uiPriority="9" w:qFormat="1"/>
     <w:lsdException w:name="heading 2" w:semiHidden="1" w:uiPriority="9" w:unhideWhenUsed="1" w:qFormat="1"/>
@@ -1873,23 +1893,18 @@
     <w:lsdException w:name="List Table 5 Dark Accent 6" w:uiPriority="50"/>
     <w:lsdException w:name="List Table 6 Colorful Accent 6" w:uiPriority="51"/>
     <w:lsdException w:name="List Table 7 Colorful Accent 6" w:uiPriority="52"/>
-    <w:lsdException w:name="Mention" w:semiHidden="1" w:unhideWhenUsed="1"/>
-    <w:lsdException w:name="Smart Hyperlink" w:semiHidden="1" w:unhideWhenUsed="1"/>
-    <w:lsdException w:name="Hashtag" w:semiHidden="1" w:unhideWhenUsed="1"/>
-    <w:lsdException w:name="Unresolved Mention" w:semiHidden="1" w:unhideWhenUsed="1"/>
-    <w:lsdException w:name="Smart Link" w:semiHidden="1" w:unhideWhenUsed="1"/>
   </w:latentStyles>
   <w:style w:type="paragraph" w:default="1" w:styleId="Normal">
     <w:name w:val="Normal"/>
     <w:qFormat/>
   </w:style>
-  <w:style w:type="character" w:default="1" w:styleId="DefaultParagraphFont">
+  <w:style w:type="character" w:default="1" w:styleId="VarsaylanParagrafYazTipi">
     <w:name w:val="Default Paragraph Font"/>
     <w:uiPriority w:val="1"/>
     <w:semiHidden/>
     <w:unhideWhenUsed/>
   </w:style>
-  <w:style w:type="table" w:default="1" w:styleId="TableNormal">
+  <w:style w:type="table" w:default="1" w:styleId="NormalTablo">
     <w:name w:val="Normal Table"/>
     <w:uiPriority w:val="99"/>
     <w:semiHidden/>
@@ -1904,13 +1919,13 @@
       </w:tblCellMar>
     </w:tblPr>
   </w:style>
-  <w:style w:type="numbering" w:default="1" w:styleId="NoList">
+  <w:style w:type="numbering" w:default="1" w:styleId="ListeYok">
     <w:name w:val="No List"/>
     <w:uiPriority w:val="99"/>
     <w:semiHidden/>
     <w:unhideWhenUsed/>
   </w:style>
-  <w:style w:type="paragraph" w:styleId="ListParagraph">
+  <w:style w:type="paragraph" w:styleId="ListeParagraf">
     <w:name w:val="List Paragraph"/>
     <w:basedOn w:val="Normal"/>
     <w:uiPriority w:val="34"/>
@@ -1921,9 +1936,9 @@
       <w:contextualSpacing/>
     </w:pPr>
   </w:style>
-  <w:style w:type="table" w:styleId="TableGrid">
+  <w:style w:type="table" w:styleId="TabloKlavuzu">
     <w:name w:val="Table Grid"/>
-    <w:basedOn w:val="TableNormal"/>
+    <w:basedOn w:val="NormalTablo"/>
     <w:uiPriority w:val="39"/>
     <w:rsid w:val="00D84221"/>
     <w:pPr>
